--- a/packaging/manual/历史相似检索系统说明书.docx
+++ b/packaging/manual/历史相似检索系统说明书.docx
@@ -53,7 +53,7 @@
           <w:color w:val="1A1D22"/>
           <w:sz w:val="24"/>
         </w:rPr>
-        <w:t>版本号：v2.0.0</w:t>
+        <w:t>版本号：v2.1.0</w:t>
       </w:r>
     </w:p>
     <w:p>
@@ -68,7 +68,7 @@
           <w:color w:val="1A1D22"/>
           <w:sz w:val="24"/>
         </w:rPr>
-        <w:t>文档日期：2026-10-09</w:t>
+        <w:t>文档日期：2026-10-22</w:t>
       </w:r>
     </w:p>
     <w:p>
@@ -402,6 +402,21 @@
     </w:p>
     <w:p>
       <w:pPr>
+        <w:spacing w:after="20" w:before="0"/>
+        <w:ind w:left="360"/>
+      </w:pPr>
+      <w:r>
+        <w:rPr>
+          <w:rFonts w:ascii="SimHei" w:hAnsi="SimHei" w:eastAsia="SimHei"/>
+          <w:b w:val="0"/>
+          <w:color w:val="1A1D22"/>
+          <w:sz w:val="20"/>
+        </w:rPr>
+        <w:t>5.6  数据预处理：生成北京时间累计降水产品（V2.1.0 新增）</w:t>
+      </w:r>
+    </w:p>
+    <w:p>
+      <w:pPr>
         <w:spacing w:after="40" w:before="0"/>
       </w:pPr>
       <w:r>
@@ -550,6 +565,21 @@
     </w:p>
     <w:p>
       <w:pPr>
+        <w:spacing w:after="20" w:before="0"/>
+        <w:ind w:left="360"/>
+      </w:pPr>
+      <w:r>
+        <w:rPr>
+          <w:rFonts w:ascii="SimHei" w:hAnsi="SimHei" w:eastAsia="SimHei"/>
+          <w:b w:val="0"/>
+          <w:color w:val="1A1D22"/>
+          <w:sz w:val="20"/>
+        </w:rPr>
+        <w:t>7.9  GMCP 累计降水目标检索（V2.1.0 新增，第一优先）</w:t>
+      </w:r>
+    </w:p>
+    <w:p>
+      <w:pPr>
         <w:spacing w:after="40" w:before="0"/>
       </w:pPr>
       <w:r>
@@ -633,7 +663,7 @@
           <w:color w:val="1A1D22"/>
           <w:sz w:val="20"/>
         </w:rPr>
-        <w:t>9.2  四类图表</w:t>
+        <w:t>9.2  五类图表</w:t>
       </w:r>
     </w:p>
     <w:p>
@@ -649,6 +679,21 @@
           <w:sz w:val="20"/>
         </w:rPr>
         <w:t>9.3  降水窗口口径</w:t>
+      </w:r>
+    </w:p>
+    <w:p>
+      <w:pPr>
+        <w:spacing w:after="20" w:before="0"/>
+        <w:ind w:left="360"/>
+      </w:pPr>
+      <w:r>
+        <w:rPr>
+          <w:rFonts w:ascii="SimHei" w:hAnsi="SimHei" w:eastAsia="SimHei"/>
+          <w:b w:val="0"/>
+          <w:color w:val="1A1D22"/>
+          <w:sz w:val="20"/>
+        </w:rPr>
+        <w:t>9.4  累计降水目标检索产品（V2.1.0 新增）</w:t>
       </w:r>
     </w:p>
     <w:p>
@@ -1112,6 +1157,70 @@
                 <w:rFonts w:ascii="SimHei" w:hAnsi="SimHei" w:eastAsia="SimHei"/>
                 <w:sz w:val="19"/>
               </w:rPr>
+              <w:t>数据预处理</w:t>
+            </w:r>
+          </w:p>
+        </w:tc>
+        <w:tc>
+          <w:tcPr>
+            <w:tcW w:type="dxa" w:w="4320"/>
+          </w:tcPr>
+          <w:p>
+            <w:r/>
+            <w:r>
+              <w:rPr>
+                <w:rFonts w:ascii="SimHei" w:hAnsi="SimHei" w:eastAsia="SimHei"/>
+                <w:sz w:val="19"/>
+              </w:rPr>
+              <w:t>把 GMCP 逐小时降水累加为北京时间 24/12/6 小时产品，并可一键登记（V2.1.0 新增）</w:t>
+            </w:r>
+          </w:p>
+        </w:tc>
+      </w:tr>
+      <w:tr>
+        <w:tc>
+          <w:tcPr>
+            <w:tcW w:type="dxa" w:w="4320"/>
+          </w:tcPr>
+          <w:p>
+            <w:r/>
+            <w:r>
+              <w:rPr>
+                <w:rFonts w:ascii="SimHei" w:hAnsi="SimHei" w:eastAsia="SimHei"/>
+                <w:sz w:val="19"/>
+              </w:rPr>
+              <w:t>GMCP 累计降水检索</w:t>
+            </w:r>
+          </w:p>
+        </w:tc>
+        <w:tc>
+          <w:tcPr>
+            <w:tcW w:type="dxa" w:w="4320"/>
+          </w:tcPr>
+          <w:p>
+            <w:r/>
+            <w:r>
+              <w:rPr>
+                <w:rFonts w:ascii="SimHei" w:hAnsi="SimHei" w:eastAsia="SimHei"/>
+                <w:sz w:val="19"/>
+              </w:rPr>
+              <w:t>直接以累计降水场为目标变量检索相似历史日，产出平均/中位数/阈值概率产品（V2.1.0 新增）</w:t>
+            </w:r>
+          </w:p>
+        </w:tc>
+      </w:tr>
+      <w:tr>
+        <w:tc>
+          <w:tcPr>
+            <w:tcW w:type="dxa" w:w="4320"/>
+          </w:tcPr>
+          <w:p>
+            <w:r/>
+            <w:r>
+              <w:rPr>
+                <w:rFonts w:ascii="SimHei" w:hAnsi="SimHei" w:eastAsia="SimHei"/>
+                <w:sz w:val="19"/>
+              </w:rPr>
               <w:t>结果图表</w:t>
             </w:r>
           </w:p>
@@ -1127,7 +1236,7 @@
                 <w:rFonts w:ascii="SimHei" w:hAnsi="SimHei" w:eastAsia="SimHei"/>
                 <w:sz w:val="19"/>
               </w:rPr>
-              <w:t>自动生成要素场对比图、直取要素场图、降水统计图、空间概率分布图</w:t>
+              <w:t>自动生成要素场对比图、直取要素场图、降水统计图、空间概率分布图、累计降水产品图</w:t>
             </w:r>
           </w:p>
         </w:tc>
@@ -2665,6 +2774,425 @@
     </w:p>
     <w:p>
       <w:pPr>
+        <w:spacing w:after="100" w:before="200"/>
+      </w:pPr>
+      <w:r>
+        <w:rPr>
+          <w:rFonts w:ascii="SimHei" w:hAnsi="SimHei" w:eastAsia="SimHei"/>
+          <w:b/>
+          <w:color w:val="1A1D22"/>
+          <w:sz w:val="26"/>
+        </w:rPr>
+        <w:t>5.6  数据预处理：生成北京时间累计降水产品（V2.1.0 新增）</w:t>
+      </w:r>
+    </w:p>
+    <w:p>
+      <w:pPr>
+        <w:spacing w:after="80" w:before="0"/>
+      </w:pPr>
+      <w:r>
+        <w:rPr>
+          <w:rFonts w:ascii="SimHei" w:hAnsi="SimHei" w:eastAsia="SimHei"/>
+          <w:b w:val="0"/>
+          <w:color w:val="1A1D22"/>
+          <w:sz w:val="21"/>
+        </w:rPr>
+        <w:t>GMCP 原始资料是「世界时逐小时」文件。V2.1.0 起，系统可以把它们累加成三组北京时间累计降水产品，并把产品目录像普通数据源一样登记后直接参与检索。</w:t>
+      </w:r>
+    </w:p>
+    <w:tbl>
+      <w:tblPr>
+        <w:tblStyle w:val="TableGrid"/>
+        <w:tblW w:type="auto" w:w="0"/>
+        <w:tblLook w:firstColumn="1" w:firstRow="1" w:lastColumn="0" w:lastRow="0" w:noHBand="0" w:noVBand="1" w:val="04A0"/>
+      </w:tblPr>
+      <w:tblGrid>
+        <w:gridCol w:w="2880"/>
+        <w:gridCol w:w="2880"/>
+        <w:gridCol w:w="2880"/>
+      </w:tblGrid>
+      <w:tr>
+        <w:tc>
+          <w:tcPr>
+            <w:tcW w:type="dxa" w:w="2880"/>
+            <w:shd w:val="clear" w:color="auto" w:fill="F0E3D2"/>
+          </w:tcPr>
+          <w:p>
+            <w:r/>
+            <w:r>
+              <w:rPr>
+                <w:rFonts w:ascii="SimHei" w:hAnsi="SimHei" w:eastAsia="SimHei"/>
+                <w:b/>
+                <w:sz w:val="19"/>
+              </w:rPr>
+              <w:t>产品</w:t>
+            </w:r>
+          </w:p>
+        </w:tc>
+        <w:tc>
+          <w:tcPr>
+            <w:tcW w:type="dxa" w:w="2880"/>
+            <w:shd w:val="clear" w:color="auto" w:fill="F0E3D2"/>
+          </w:tcPr>
+          <w:p>
+            <w:r/>
+            <w:r>
+              <w:rPr>
+                <w:rFonts w:ascii="SimHei" w:hAnsi="SimHei" w:eastAsia="SimHei"/>
+                <w:b/>
+                <w:sz w:val="19"/>
+              </w:rPr>
+              <w:t>北京时间窗口</w:t>
+            </w:r>
+          </w:p>
+        </w:tc>
+        <w:tc>
+          <w:tcPr>
+            <w:tcW w:type="dxa" w:w="2880"/>
+            <w:shd w:val="clear" w:color="auto" w:fill="F0E3D2"/>
+          </w:tcPr>
+          <w:p>
+            <w:r/>
+            <w:r>
+              <w:rPr>
+                <w:rFonts w:ascii="SimHei" w:hAnsi="SimHei" w:eastAsia="SimHei"/>
+                <w:b/>
+                <w:sz w:val="19"/>
+              </w:rPr>
+              <w:t>文件名示例</w:t>
+            </w:r>
+          </w:p>
+        </w:tc>
+      </w:tr>
+      <w:tr>
+        <w:tc>
+          <w:tcPr>
+            <w:tcW w:type="dxa" w:w="2880"/>
+          </w:tcPr>
+          <w:p>
+            <w:r/>
+            <w:r>
+              <w:rPr>
+                <w:rFonts w:ascii="SimHei" w:hAnsi="SimHei" w:eastAsia="SimHei"/>
+                <w:sz w:val="19"/>
+              </w:rPr>
+              <w:t>24h（20–20）</w:t>
+            </w:r>
+          </w:p>
+        </w:tc>
+        <w:tc>
+          <w:tcPr>
+            <w:tcW w:type="dxa" w:w="2880"/>
+          </w:tcPr>
+          <w:p>
+            <w:r/>
+            <w:r>
+              <w:rPr>
+                <w:rFonts w:ascii="SimHei" w:hAnsi="SimHei" w:eastAsia="SimHei"/>
+                <w:sz w:val="19"/>
+              </w:rPr>
+              <w:t>前一日 20 时 — 当日 20 时</w:t>
+            </w:r>
+          </w:p>
+        </w:tc>
+        <w:tc>
+          <w:tcPr>
+            <w:tcW w:type="dxa" w:w="2880"/>
+          </w:tcPr>
+          <w:p>
+            <w:r/>
+            <w:r>
+              <w:rPr>
+                <w:rFonts w:ascii="SimHei" w:hAnsi="SimHei" w:eastAsia="SimHei"/>
+                <w:sz w:val="19"/>
+              </w:rPr>
+              <w:t>GMCP_24h_Rain_20000601_20_20LST.nc</w:t>
+            </w:r>
+          </w:p>
+        </w:tc>
+      </w:tr>
+      <w:tr>
+        <w:tc>
+          <w:tcPr>
+            <w:tcW w:type="dxa" w:w="2880"/>
+          </w:tcPr>
+          <w:p>
+            <w:r/>
+            <w:r>
+              <w:rPr>
+                <w:rFonts w:ascii="SimHei" w:hAnsi="SimHei" w:eastAsia="SimHei"/>
+                <w:sz w:val="19"/>
+              </w:rPr>
+              <w:t>24h（08–08）</w:t>
+            </w:r>
+          </w:p>
+        </w:tc>
+        <w:tc>
+          <w:tcPr>
+            <w:tcW w:type="dxa" w:w="2880"/>
+          </w:tcPr>
+          <w:p>
+            <w:r/>
+            <w:r>
+              <w:rPr>
+                <w:rFonts w:ascii="SimHei" w:hAnsi="SimHei" w:eastAsia="SimHei"/>
+                <w:sz w:val="19"/>
+              </w:rPr>
+              <w:t>当日 08 时 — 次日 08 时</w:t>
+            </w:r>
+          </w:p>
+        </w:tc>
+        <w:tc>
+          <w:tcPr>
+            <w:tcW w:type="dxa" w:w="2880"/>
+          </w:tcPr>
+          <w:p>
+            <w:r/>
+            <w:r>
+              <w:rPr>
+                <w:rFonts w:ascii="SimHei" w:hAnsi="SimHei" w:eastAsia="SimHei"/>
+                <w:sz w:val="19"/>
+              </w:rPr>
+              <w:t>GMCP_24h_Rain_20000601_08_08LST.nc</w:t>
+            </w:r>
+          </w:p>
+        </w:tc>
+      </w:tr>
+      <w:tr>
+        <w:tc>
+          <w:tcPr>
+            <w:tcW w:type="dxa" w:w="2880"/>
+          </w:tcPr>
+          <w:p>
+            <w:r/>
+            <w:r>
+              <w:rPr>
+                <w:rFonts w:ascii="SimHei" w:hAnsi="SimHei" w:eastAsia="SimHei"/>
+                <w:sz w:val="19"/>
+              </w:rPr>
+              <w:t>12h（08）</w:t>
+            </w:r>
+          </w:p>
+        </w:tc>
+        <w:tc>
+          <w:tcPr>
+            <w:tcW w:type="dxa" w:w="2880"/>
+          </w:tcPr>
+          <w:p>
+            <w:r/>
+            <w:r>
+              <w:rPr>
+                <w:rFonts w:ascii="SimHei" w:hAnsi="SimHei" w:eastAsia="SimHei"/>
+                <w:sz w:val="19"/>
+              </w:rPr>
+              <w:t>前一日 20 时 — 当日 08 时</w:t>
+            </w:r>
+          </w:p>
+        </w:tc>
+        <w:tc>
+          <w:tcPr>
+            <w:tcW w:type="dxa" w:w="2880"/>
+          </w:tcPr>
+          <w:p>
+            <w:r/>
+            <w:r>
+              <w:rPr>
+                <w:rFonts w:ascii="SimHei" w:hAnsi="SimHei" w:eastAsia="SimHei"/>
+                <w:sz w:val="19"/>
+              </w:rPr>
+              <w:t>GMCP_12h_Rain_20000601_08LST.nc</w:t>
+            </w:r>
+          </w:p>
+        </w:tc>
+      </w:tr>
+      <w:tr>
+        <w:tc>
+          <w:tcPr>
+            <w:tcW w:type="dxa" w:w="2880"/>
+          </w:tcPr>
+          <w:p>
+            <w:r/>
+            <w:r>
+              <w:rPr>
+                <w:rFonts w:ascii="SimHei" w:hAnsi="SimHei" w:eastAsia="SimHei"/>
+                <w:sz w:val="19"/>
+              </w:rPr>
+              <w:t>12h（20）</w:t>
+            </w:r>
+          </w:p>
+        </w:tc>
+        <w:tc>
+          <w:tcPr>
+            <w:tcW w:type="dxa" w:w="2880"/>
+          </w:tcPr>
+          <w:p>
+            <w:r/>
+            <w:r>
+              <w:rPr>
+                <w:rFonts w:ascii="SimHei" w:hAnsi="SimHei" w:eastAsia="SimHei"/>
+                <w:sz w:val="19"/>
+              </w:rPr>
+              <w:t>当日 08 时 — 20 时</w:t>
+            </w:r>
+          </w:p>
+        </w:tc>
+        <w:tc>
+          <w:tcPr>
+            <w:tcW w:type="dxa" w:w="2880"/>
+          </w:tcPr>
+          <w:p>
+            <w:r/>
+            <w:r>
+              <w:rPr>
+                <w:rFonts w:ascii="SimHei" w:hAnsi="SimHei" w:eastAsia="SimHei"/>
+                <w:sz w:val="19"/>
+              </w:rPr>
+              <w:t>GMCP_12h_Rain_20000601_20LST.nc</w:t>
+            </w:r>
+          </w:p>
+        </w:tc>
+      </w:tr>
+      <w:tr>
+        <w:tc>
+          <w:tcPr>
+            <w:tcW w:type="dxa" w:w="2880"/>
+          </w:tcPr>
+          <w:p>
+            <w:r/>
+            <w:r>
+              <w:rPr>
+                <w:rFonts w:ascii="SimHei" w:hAnsi="SimHei" w:eastAsia="SimHei"/>
+                <w:sz w:val="19"/>
+              </w:rPr>
+              <w:t>6h（02/08/14/20）</w:t>
+            </w:r>
+          </w:p>
+        </w:tc>
+        <w:tc>
+          <w:tcPr>
+            <w:tcW w:type="dxa" w:w="2880"/>
+          </w:tcPr>
+          <w:p>
+            <w:r/>
+            <w:r>
+              <w:rPr>
+                <w:rFonts w:ascii="SimHei" w:hAnsi="SimHei" w:eastAsia="SimHei"/>
+                <w:sz w:val="19"/>
+              </w:rPr>
+              <w:t>20→02、02→08、08→14、14→20</w:t>
+            </w:r>
+          </w:p>
+        </w:tc>
+        <w:tc>
+          <w:tcPr>
+            <w:tcW w:type="dxa" w:w="2880"/>
+          </w:tcPr>
+          <w:p>
+            <w:r/>
+            <w:r>
+              <w:rPr>
+                <w:rFonts w:ascii="SimHei" w:hAnsi="SimHei" w:eastAsia="SimHei"/>
+                <w:sz w:val="19"/>
+              </w:rPr>
+              <w:t>GMCP_6h_Rain_20000601_02LST.nc 等</w:t>
+            </w:r>
+          </w:p>
+        </w:tc>
+      </w:tr>
+    </w:tbl>
+    <w:p>
+      <w:pPr>
+        <w:spacing w:after="40"/>
+      </w:pPr>
+    </w:p>
+    <w:p>
+      <w:pPr>
+        <w:pStyle w:val="ListBullet"/>
+        <w:spacing w:after="40"/>
+      </w:pPr>
+      <w:r>
+        <w:rPr>
+          <w:rFonts w:ascii="SimHei" w:hAnsi="SimHei" w:eastAsia="SimHei"/>
+          <w:sz w:val="21"/>
+        </w:rPr>
+        <w:t>打开左侧「数据预处理」页，填写 GMCP 逐小时源目录（含 &lt;yyyy&gt;/GMCP_*.nc）与输出目录。</w:t>
+      </w:r>
+    </w:p>
+    <w:p>
+      <w:pPr>
+        <w:pStyle w:val="ListBullet"/>
+        <w:spacing w:after="40"/>
+      </w:pPr>
+      <w:r>
+        <w:rPr>
+          <w:rFonts w:ascii="SimHei" w:hAnsi="SimHei" w:eastAsia="SimHei"/>
+          <w:sz w:val="21"/>
+        </w:rPr>
+        <w:t>选择起始/结束年份与产品分组（24h / 12h / 6h），点击「扫描源数据」可先核对文件数与网格。</w:t>
+      </w:r>
+    </w:p>
+    <w:p>
+      <w:pPr>
+        <w:pStyle w:val="ListBullet"/>
+        <w:spacing w:after="40"/>
+      </w:pPr>
+      <w:r>
+        <w:rPr>
+          <w:rFonts w:ascii="SimHei" w:hAnsi="SimHei" w:eastAsia="SimHei"/>
+          <w:sz w:val="21"/>
+        </w:rPr>
+        <w:t>点击「开始预处理」后，页面实时显示进度；已存在的产品默认跳过，勾选「覆盖已有产品」才会重算。</w:t>
+      </w:r>
+    </w:p>
+    <w:p>
+      <w:pPr>
+        <w:pStyle w:val="ListBullet"/>
+        <w:spacing w:after="40"/>
+      </w:pPr>
+      <w:r>
+        <w:rPr>
+          <w:rFonts w:ascii="SimHei" w:hAnsi="SimHei" w:eastAsia="SimHei"/>
+          <w:sz w:val="21"/>
+        </w:rPr>
+        <w:t>完成后点击「登记预处理产物」，系统会自动把 24h/12h/6h 各窗口登记为 gmcp_rain 数据源。</w:t>
+      </w:r>
+    </w:p>
+    <w:tbl>
+      <w:tblPr>
+        <w:tblStyle w:val="TableGrid"/>
+        <w:tblW w:type="auto" w:w="0"/>
+        <w:tblLook w:firstColumn="1" w:firstRow="1" w:lastColumn="0" w:lastRow="0" w:noHBand="0" w:noVBand="1" w:val="04A0"/>
+      </w:tblPr>
+      <w:tblGrid>
+        <w:gridCol w:w="8640"/>
+      </w:tblGrid>
+      <w:tr>
+        <w:tc>
+          <w:tcPr>
+            <w:tcW w:type="dxa" w:w="8640"/>
+            <w:shd w:val="clear" w:color="auto" w:fill="FFF4E5"/>
+          </w:tcPr>
+          <w:p>
+            <w:r/>
+            <w:r>
+              <w:rPr>
+                <w:rFonts w:ascii="SimHei" w:hAnsi="SimHei" w:eastAsia="SimHei"/>
+                <w:color w:val="6B4A12"/>
+                <w:sz w:val="20"/>
+              </w:rPr>
+              <w:t>窗口内的取值为「窗口内各小时降水之和」，与需求给出的 UTC 时次区间逐条对齐；缺测的日期会跳过并计入「缺测未写」，不会用不完整的小时拼出产品。</w:t>
+            </w:r>
+          </w:p>
+        </w:tc>
+      </w:tr>
+    </w:tbl>
+    <w:p>
+      <w:pPr>
+        <w:spacing w:after="40"/>
+      </w:pPr>
+    </w:p>
+    <w:p>
+      <w:pPr>
         <w:spacing w:after="160" w:before="280"/>
       </w:pPr>
       <w:r>
@@ -2688,7 +3216,7 @@
           <w:color w:val="1A1D22"/>
           <w:sz w:val="21"/>
         </w:rPr>
-        <w:t>主界面左侧是导航轨，共六个页面。顶部有一条向导条（数据源 → 检索配置 → 执行进程 → 结果产品），提示你当前处在整个流程的哪一步，点击向导条上的步骤可直接跳转。每个页面底部通常还有「下一步」按钮。</w:t>
+        <w:t>主界面左侧是导航轨，共七个页面。顶部有一条向导条（数据预处理 → 数据源 → 检索配置 → 执行进程 → 结果产品），提示你当前处在整个流程的哪一步，点击向导条上的步骤可直接跳转。每个页面底部通常还有「下一步」按钮。</w:t>
       </w:r>
     </w:p>
     <w:tbl>
@@ -2796,7 +3324,7 @@
                 <w:rFonts w:ascii="SimHei" w:hAnsi="SimHei" w:eastAsia="SimHei"/>
                 <w:sz w:val="19"/>
               </w:rPr>
-              <w:t>登记 ERA5 要素目录与 GMCP 降水目录，查看已登记项</w:t>
+              <w:t>登记 ERA5 要素目录、GMCP 逐小时目录与累计降水产品目录，查看已登记项</w:t>
             </w:r>
           </w:p>
         </w:tc>
@@ -2813,7 +3341,7 @@
                 <w:rFonts w:ascii="SimHei" w:hAnsi="SimHei" w:eastAsia="SimHei"/>
                 <w:sz w:val="19"/>
               </w:rPr>
-              <w:t>检索配置</w:t>
+              <w:t>数据预处理</w:t>
             </w:r>
           </w:p>
         </w:tc>
@@ -2828,7 +3356,7 @@
                 <w:rFonts w:ascii="SimHei" w:hAnsi="SimHei" w:eastAsia="SimHei"/>
                 <w:sz w:val="19"/>
               </w:rPr>
-              <w:t>设置区域、时间域、要素、权重、组合策略与降水产品等全部检索参数</w:t>
+              <w:t>把 GMCP 逐小时降水累加为北京时间 24/12/6 小时产品并登记（V2.1.0）</w:t>
             </w:r>
           </w:p>
         </w:tc>
@@ -2845,7 +3373,7 @@
                 <w:rFonts w:ascii="SimHei" w:hAnsi="SimHei" w:eastAsia="SimHei"/>
                 <w:sz w:val="19"/>
               </w:rPr>
-              <w:t>执行进程</w:t>
+              <w:t>检索配置</w:t>
             </w:r>
           </w:p>
         </w:tc>
@@ -2860,7 +3388,7 @@
                 <w:rFonts w:ascii="SimHei" w:hAnsi="SimHei" w:eastAsia="SimHei"/>
                 <w:sz w:val="19"/>
               </w:rPr>
-              <w:t>查看当前检索任务的实时进度、分阶段步骤与日志，可取消任务</w:t>
+              <w:t>设置区域、时间域、要素、权重、组合策略、累计降水目标与降水产品等全部检索参数</w:t>
             </w:r>
           </w:p>
         </w:tc>
@@ -2877,6 +3405,38 @@
                 <w:rFonts w:ascii="SimHei" w:hAnsi="SimHei" w:eastAsia="SimHei"/>
                 <w:sz w:val="19"/>
               </w:rPr>
+              <w:t>执行进程</w:t>
+            </w:r>
+          </w:p>
+        </w:tc>
+        <w:tc>
+          <w:tcPr>
+            <w:tcW w:type="dxa" w:w="4320"/>
+          </w:tcPr>
+          <w:p>
+            <w:r/>
+            <w:r>
+              <w:rPr>
+                <w:rFonts w:ascii="SimHei" w:hAnsi="SimHei" w:eastAsia="SimHei"/>
+                <w:sz w:val="19"/>
+              </w:rPr>
+              <w:t>查看当前检索任务的实时进度、分阶段步骤与日志，可取消任务</w:t>
+            </w:r>
+          </w:p>
+        </w:tc>
+      </w:tr>
+      <w:tr>
+        <w:tc>
+          <w:tcPr>
+            <w:tcW w:type="dxa" w:w="4320"/>
+          </w:tcPr>
+          <w:p>
+            <w:r/>
+            <w:r>
+              <w:rPr>
+                <w:rFonts w:ascii="SimHei" w:hAnsi="SimHei" w:eastAsia="SimHei"/>
+                <w:sz w:val="19"/>
+              </w:rPr>
               <w:t>结果产品</w:t>
             </w:r>
           </w:p>
@@ -2892,7 +3452,7 @@
                 <w:rFonts w:ascii="SimHei" w:hAnsi="SimHei" w:eastAsia="SimHei"/>
                 <w:sz w:val="19"/>
               </w:rPr>
-              <w:t>查看相似时刻集合、降水概率与图表，并回看历史任务</w:t>
+              <w:t>查看相似时刻集合、累计降水产品、降水概率与图表，并回看历史任务</w:t>
             </w:r>
           </w:p>
         </w:tc>
@@ -6485,6 +7045,120 @@
     </w:p>
     <w:p>
       <w:pPr>
+        <w:spacing w:after="100" w:before="200"/>
+      </w:pPr>
+      <w:r>
+        <w:rPr>
+          <w:rFonts w:ascii="SimHei" w:hAnsi="SimHei" w:eastAsia="SimHei"/>
+          <w:b/>
+          <w:color w:val="1A1D22"/>
+          <w:sz w:val="26"/>
+        </w:rPr>
+        <w:t>7.9  GMCP 累计降水目标检索（V2.1.0 新增，第一优先）</w:t>
+      </w:r>
+    </w:p>
+    <w:p>
+      <w:pPr>
+        <w:spacing w:after="80" w:before="0"/>
+      </w:pPr>
+      <w:r>
+        <w:rPr>
+          <w:rFonts w:ascii="SimHei" w:hAnsi="SimHei" w:eastAsia="SimHei"/>
+          <w:b w:val="0"/>
+          <w:color w:val="1A1D22"/>
+          <w:sz w:val="21"/>
+        </w:rPr>
+        <w:t>除 ERA5 大气要素外，系统还可以直接把「预处理后的北京时间累计降水场」当作目标变量：用目标日的 24/12/6 小时产品，在历史年份中找出累计降水场最相似的若干日期。</w:t>
+      </w:r>
+    </w:p>
+    <w:p>
+      <w:pPr>
+        <w:pStyle w:val="ListBullet"/>
+        <w:spacing w:after="40"/>
+      </w:pPr>
+      <w:r>
+        <w:rPr>
+          <w:rFonts w:ascii="SimHei" w:hAnsi="SimHei" w:eastAsia="SimHei"/>
+          <w:sz w:val="21"/>
+        </w:rPr>
+        <w:t>启用后，每个勾选的窗口独立检索 TopN（默认 24h 两套窗口同时启用）。</w:t>
+      </w:r>
+    </w:p>
+    <w:p>
+      <w:pPr>
+        <w:pStyle w:val="ListBullet"/>
+        <w:spacing w:after="40"/>
+      </w:pPr>
+      <w:r>
+        <w:rPr>
+          <w:rFonts w:ascii="SimHei" w:hAnsi="SimHei" w:eastAsia="SimHei"/>
+          <w:sz w:val="21"/>
+        </w:rPr>
+        <w:t>相似日期的同一窗口累计降水场会统计：平均累计降水、中位数、≥0.1mm / ≥30mm / ≥50mm 概率（阈值可改）。</w:t>
+      </w:r>
+    </w:p>
+    <w:p>
+      <w:pPr>
+        <w:pStyle w:val="ListBullet"/>
+        <w:spacing w:after="40"/>
+      </w:pPr>
+      <w:r>
+        <w:rPr>
+          <w:rFonts w:ascii="SimHei" w:hAnsi="SimHei" w:eastAsia="SimHei"/>
+          <w:sz w:val="21"/>
+        </w:rPr>
+        <w:t>只勾选累计降水、不勾选任何 ERA5 要素，即可做「累计降水单要素检索」。</w:t>
+      </w:r>
+    </w:p>
+    <w:p>
+      <w:pPr>
+        <w:pStyle w:val="ListBullet"/>
+        <w:spacing w:after="40"/>
+      </w:pPr>
+      <w:r>
+        <w:rPr>
+          <w:rFonts w:ascii="SimHei" w:hAnsi="SimHei" w:eastAsia="SimHei"/>
+          <w:sz w:val="21"/>
+        </w:rPr>
+        <w:t>也可以与 ERA5 要素检索同时启用：两条路径各自出结果，累计降水产品优先展示。</w:t>
+      </w:r>
+    </w:p>
+    <w:tbl>
+      <w:tblPr>
+        <w:tblStyle w:val="TableGrid"/>
+        <w:tblW w:type="auto" w:w="0"/>
+        <w:tblLook w:firstColumn="1" w:firstRow="1" w:lastColumn="0" w:lastRow="0" w:noHBand="0" w:noVBand="1" w:val="04A0"/>
+      </w:tblPr>
+      <w:tblGrid>
+        <w:gridCol w:w="8640"/>
+      </w:tblGrid>
+      <w:tr>
+        <w:tc>
+          <w:tcPr>
+            <w:tcW w:type="dxa" w:w="8640"/>
+            <w:shd w:val="clear" w:color="auto" w:fill="FFF4E5"/>
+          </w:tcPr>
+          <w:p>
+            <w:r/>
+            <w:r>
+              <w:rPr>
+                <w:rFonts w:ascii="SimHei" w:hAnsi="SimHei" w:eastAsia="SimHei"/>
+                <w:color w:val="6B4A12"/>
+                <w:sz w:val="20"/>
+              </w:rPr>
+              <w:t>累计降水检索依赖「数据预处理」页生成并登记的 gmcp_rain 数据源；若目标日或历史年份缺少产品，该窗口会被跳过并在结果页给出原因，不会影响其他窗口。</w:t>
+            </w:r>
+          </w:p>
+        </w:tc>
+      </w:tr>
+    </w:tbl>
+    <w:p>
+      <w:pPr>
+        <w:spacing w:after="40"/>
+      </w:pPr>
+    </w:p>
+    <w:p>
+      <w:pPr>
         <w:spacing w:after="160" w:before="280"/>
       </w:pPr>
       <w:r>
@@ -6508,7 +7182,7 @@
           <w:color w:val="1A1D22"/>
           <w:sz w:val="21"/>
         </w:rPr>
-        <w:t>在「检索配置」页点击「开始检索」后，界面会自动跳到「执行进程」页，显示实时进度与分阶段步骤。整条流水线共七个环节，进度条上依次点亮：</w:t>
+        <w:t>在「检索配置」页点击「开始检索」后，界面会自动跳到「执行进程」页，显示实时进度与分阶段步骤。整条流水线共八个环节（未启用的环节会自动跳过），进度条上依次点亮：</w:t>
       </w:r>
     </w:p>
     <w:tbl>
@@ -6790,7 +7464,7 @@
                 <w:rFonts w:ascii="SimHei" w:hAnsi="SimHei" w:eastAsia="SimHei"/>
                 <w:sz w:val="19"/>
               </w:rPr>
-              <w:t>降水统计</w:t>
+              <w:t>累计降水检索</w:t>
             </w:r>
           </w:p>
         </w:tc>
@@ -6805,7 +7479,7 @@
                 <w:rFonts w:ascii="SimHei" w:hAnsi="SimHei" w:eastAsia="SimHei"/>
                 <w:sz w:val="19"/>
               </w:rPr>
-              <w:t>直读 GMCP 逐小时降水，按 6h / 24h 窗口对相似时刻累加</w:t>
+              <w:t>以 GMCP 累计降水产品为目标变量，逐窗口检索 TopN 相似历史日</w:t>
             </w:r>
           </w:p>
         </w:tc>
@@ -6837,7 +7511,7 @@
                 <w:rFonts w:ascii="SimHei" w:hAnsi="SimHei" w:eastAsia="SimHei"/>
                 <w:sz w:val="19"/>
               </w:rPr>
-              <w:t>生成图表</w:t>
+              <w:t>降水统计</w:t>
             </w:r>
           </w:p>
         </w:tc>
@@ -6852,7 +7526,7 @@
                 <w:rFonts w:ascii="SimHei" w:hAnsi="SimHei" w:eastAsia="SimHei"/>
                 <w:sz w:val="19"/>
               </w:rPr>
-              <w:t>依次生成要素场对比图、直取要素场图、降水统计图、空间概率分布图</w:t>
+              <w:t>直读 GMCP 逐小时降水，按 6h / 24h 窗口对相似时刻累加</w:t>
             </w:r>
           </w:p>
         </w:tc>
@@ -6870,6 +7544,53 @@
                 <w:sz w:val="19"/>
               </w:rPr>
               <w:t>7</w:t>
+            </w:r>
+          </w:p>
+        </w:tc>
+        <w:tc>
+          <w:tcPr>
+            <w:tcW w:type="dxa" w:w="2880"/>
+          </w:tcPr>
+          <w:p>
+            <w:r/>
+            <w:r>
+              <w:rPr>
+                <w:rFonts w:ascii="SimHei" w:hAnsi="SimHei" w:eastAsia="SimHei"/>
+                <w:sz w:val="19"/>
+              </w:rPr>
+              <w:t>生成图表</w:t>
+            </w:r>
+          </w:p>
+        </w:tc>
+        <w:tc>
+          <w:tcPr>
+            <w:tcW w:type="dxa" w:w="2880"/>
+          </w:tcPr>
+          <w:p>
+            <w:r/>
+            <w:r>
+              <w:rPr>
+                <w:rFonts w:ascii="SimHei" w:hAnsi="SimHei" w:eastAsia="SimHei"/>
+                <w:sz w:val="19"/>
+              </w:rPr>
+              <w:t>依次生成要素场对比图、直取要素场图、累计降水产品图、降水统计图、空间概率分布图</w:t>
+            </w:r>
+          </w:p>
+        </w:tc>
+      </w:tr>
+      <w:tr>
+        <w:tc>
+          <w:tcPr>
+            <w:tcW w:type="dxa" w:w="2880"/>
+          </w:tcPr>
+          <w:p>
+            <w:r/>
+            <w:r>
+              <w:rPr>
+                <w:rFonts w:ascii="SimHei" w:hAnsi="SimHei" w:eastAsia="SimHei"/>
+                <w:sz w:val="19"/>
+              </w:rPr>
+              <w:t>8</w:t>
             </w:r>
           </w:p>
         </w:tc>
@@ -7092,7 +7813,7 @@
           <w:color w:val="1A1D22"/>
           <w:sz w:val="26"/>
         </w:rPr>
-        <w:t>9.2  四类图表</w:t>
+        <w:t>9.2  五类图表</w:t>
       </w:r>
     </w:p>
     <w:tbl>
@@ -7155,6 +7876,53 @@
                 <w:sz w:val="19"/>
               </w:rPr>
               <w:t>内容</w:t>
+            </w:r>
+          </w:p>
+        </w:tc>
+      </w:tr>
+      <w:tr>
+        <w:tc>
+          <w:tcPr>
+            <w:tcW w:type="dxa" w:w="2880"/>
+          </w:tcPr>
+          <w:p>
+            <w:r/>
+            <w:r>
+              <w:rPr>
+                <w:rFonts w:ascii="SimHei" w:hAnsi="SimHei" w:eastAsia="SimHei"/>
+                <w:sz w:val="19"/>
+              </w:rPr>
+              <w:t>累计降水产品图</w:t>
+            </w:r>
+          </w:p>
+        </w:tc>
+        <w:tc>
+          <w:tcPr>
+            <w:tcW w:type="dxa" w:w="2880"/>
+          </w:tcPr>
+          <w:p>
+            <w:r/>
+            <w:r>
+              <w:rPr>
+                <w:rFonts w:ascii="SimHei" w:hAnsi="SimHei" w:eastAsia="SimHei"/>
+                <w:sz w:val="19"/>
+              </w:rPr>
+              <w:t>precip_&lt;窗口&gt;.png（每个启用窗口一张）</w:t>
+            </w:r>
+          </w:p>
+        </w:tc>
+        <w:tc>
+          <w:tcPr>
+            <w:tcW w:type="dxa" w:w="2880"/>
+          </w:tcPr>
+          <w:p>
+            <w:r/>
+            <w:r>
+              <w:rPr>
+                <w:rFonts w:ascii="SimHei" w:hAnsi="SimHei" w:eastAsia="SimHei"/>
+                <w:sz w:val="19"/>
+              </w:rPr>
+              <w:t>首两格是相似日累计降水平均场与中位数场，其后各格是 ≥各阈值的概率场（V2.1.0 新增）</w:t>
             </w:r>
           </w:p>
         </w:tc>
@@ -7535,6 +8303,120 @@
                 <w:sz w:val="20"/>
               </w:rPr>
               <w:t>结果里的「降水概率」= 在相似历史时刻中，达到该阈值的比例；样本越多、越集中，参考价值越高。</w:t>
+            </w:r>
+          </w:p>
+        </w:tc>
+      </w:tr>
+    </w:tbl>
+    <w:p>
+      <w:pPr>
+        <w:spacing w:after="40"/>
+      </w:pPr>
+    </w:p>
+    <w:p>
+      <w:pPr>
+        <w:spacing w:after="100" w:before="200"/>
+      </w:pPr>
+      <w:r>
+        <w:rPr>
+          <w:rFonts w:ascii="SimHei" w:hAnsi="SimHei" w:eastAsia="SimHei"/>
+          <w:b/>
+          <w:color w:val="1A1D22"/>
+          <w:sz w:val="26"/>
+        </w:rPr>
+        <w:t>9.4  累计降水目标检索产品（V2.1.0 新增）</w:t>
+      </w:r>
+    </w:p>
+    <w:p>
+      <w:pPr>
+        <w:spacing w:after="80" w:before="0"/>
+      </w:pPr>
+      <w:r>
+        <w:rPr>
+          <w:rFonts w:ascii="SimHei" w:hAnsi="SimHei" w:eastAsia="SimHei"/>
+          <w:b w:val="0"/>
+          <w:color w:val="1A1D22"/>
+          <w:sz w:val="21"/>
+        </w:rPr>
+        <w:t>启用 GMCP 累计降水目标检索后，「结果产品」页会紧跟配置回放出现「GMCP 累计降水目标检索产品」面板。每个窗口一个标签页，页内给出：</w:t>
+      </w:r>
+    </w:p>
+    <w:p>
+      <w:pPr>
+        <w:pStyle w:val="ListBullet"/>
+        <w:spacing w:after="40"/>
+      </w:pPr>
+      <w:r>
+        <w:rPr>
+          <w:rFonts w:ascii="SimHei" w:hAnsi="SimHei" w:eastAsia="SimHei"/>
+          <w:sz w:val="21"/>
+        </w:rPr>
+        <w:t>目标产品文件名与北京时间起止（例如前一日 20 时 — 当日 20 时）。</w:t>
+      </w:r>
+    </w:p>
+    <w:p>
+      <w:pPr>
+        <w:pStyle w:val="ListBullet"/>
+        <w:spacing w:after="40"/>
+      </w:pPr>
+      <w:r>
+        <w:rPr>
+          <w:rFonts w:ascii="SimHei" w:hAnsi="SimHei" w:eastAsia="SimHei"/>
+          <w:sz w:val="21"/>
+        </w:rPr>
+        <w:t>相似日统计点上的平均累计降水、中位数与样本内最大值。</w:t>
+      </w:r>
+    </w:p>
+    <w:p>
+      <w:pPr>
+        <w:pStyle w:val="ListBullet"/>
+        <w:spacing w:after="40"/>
+      </w:pPr>
+      <w:r>
+        <w:rPr>
+          <w:rFonts w:ascii="SimHei" w:hAnsi="SimHei" w:eastAsia="SimHei"/>
+          <w:sz w:val="21"/>
+        </w:rPr>
+        <w:t>≥0.1mm / ≥30mm / ≥50mm 等阈值的概率（达到样本数 / 有效样本数）。</w:t>
+      </w:r>
+    </w:p>
+    <w:p>
+      <w:pPr>
+        <w:pStyle w:val="ListBullet"/>
+        <w:spacing w:after="40"/>
+      </w:pPr>
+      <w:r>
+        <w:rPr>
+          <w:rFonts w:ascii="SimHei" w:hAnsi="SimHei" w:eastAsia="SimHei"/>
+          <w:sz w:val="21"/>
+        </w:rPr>
+        <w:t>相似历史日明细（名次、日期、相似度指数 SI、该日统计点累计降水）。</w:t>
+      </w:r>
+    </w:p>
+    <w:tbl>
+      <w:tblPr>
+        <w:tblStyle w:val="TableGrid"/>
+        <w:tblW w:type="auto" w:w="0"/>
+        <w:tblLook w:firstColumn="1" w:firstRow="1" w:lastColumn="0" w:lastRow="0" w:noHBand="0" w:noVBand="1" w:val="04A0"/>
+      </w:tblPr>
+      <w:tblGrid>
+        <w:gridCol w:w="8640"/>
+      </w:tblGrid>
+      <w:tr>
+        <w:tc>
+          <w:tcPr>
+            <w:tcW w:type="dxa" w:w="8640"/>
+            <w:shd w:val="clear" w:color="auto" w:fill="FFF4E5"/>
+          </w:tcPr>
+          <w:p>
+            <w:r/>
+            <w:r>
+              <w:rPr>
+                <w:rFonts w:ascii="SimHei" w:hAnsi="SimHei" w:eastAsia="SimHei"/>
+                <w:color w:val="6B4A12"/>
+                <w:sz w:val="20"/>
+              </w:rPr>
+              <w:t>每个窗口的 TopN 相互独立；同一历史日期可能同时出现在多个窗口的相似列表里。产品图与表格使用同一批相似日期，数值口径一致。</w:t>
             </w:r>
           </w:p>
         </w:tc>
@@ -9781,7 +10663,7 @@
                 <w:rFonts w:ascii="SimHei" w:hAnsi="SimHei" w:eastAsia="SimHei"/>
                 <w:sz w:val="19"/>
               </w:rPr>
-              <w:t>v2.0.0</w:t>
+              <w:t>v2.1.0</w:t>
             </w:r>
           </w:p>
         </w:tc>
@@ -9813,7 +10695,7 @@
                 <w:rFonts w:ascii="SimHei" w:hAnsi="SimHei" w:eastAsia="SimHei"/>
                 <w:sz w:val="19"/>
               </w:rPr>
-              <w:t>2026-10-09</w:t>
+              <w:t>2026-10-22</w:t>
             </w:r>
           </w:p>
         </w:tc>

--- a/packaging/manual/历史相似检索系统说明书.docx
+++ b/packaging/manual/历史相似检索系统说明书.docx
@@ -53,7 +53,7 @@
           <w:color w:val="1A1D22"/>
           <w:sz w:val="24"/>
         </w:rPr>
-        <w:t>版本号：v2.1.0</w:t>
+        <w:t>版本号：v2.2.0</w:t>
       </w:r>
     </w:p>
     <w:p>
@@ -68,7 +68,7 @@
           <w:color w:val="1A1D22"/>
           <w:sz w:val="24"/>
         </w:rPr>
-        <w:t>文档日期：2026-10-22</w:t>
+        <w:t>文档日期：2026-10-26</w:t>
       </w:r>
     </w:p>
     <w:p>
@@ -663,7 +663,7 @@
           <w:color w:val="1A1D22"/>
           <w:sz w:val="20"/>
         </w:rPr>
-        <w:t>9.2  五类图表</w:t>
+        <w:t>9.2  六类图表</w:t>
       </w:r>
     </w:p>
     <w:p>
@@ -694,6 +694,21 @@
           <w:sz w:val="20"/>
         </w:rPr>
         <w:t>9.4  累计降水目标检索产品（V2.1.0 新增）</w:t>
+      </w:r>
+    </w:p>
+    <w:p>
+      <w:pPr>
+        <w:spacing w:after="20" w:before="0"/>
+        <w:ind w:left="360"/>
+      </w:pPr>
+      <w:r>
+        <w:rPr>
+          <w:rFonts w:ascii="SimHei" w:hAnsi="SimHei" w:eastAsia="SimHei"/>
+          <w:b w:val="0"/>
+          <w:color w:val="1A1D22"/>
+          <w:sz w:val="20"/>
+        </w:rPr>
+        <w:t>9.5  结果后处理与导出（V2.2.0 新增）</w:t>
       </w:r>
     </w:p>
     <w:p>
@@ -1205,6 +1220,38 @@
                 <w:sz w:val="19"/>
               </w:rPr>
               <w:t>直接以累计降水场为目标变量检索相似历史日，产出平均/中位数/阈值概率产品（V2.1.0 新增）</w:t>
+            </w:r>
+          </w:p>
+        </w:tc>
+      </w:tr>
+      <w:tr>
+        <w:tc>
+          <w:tcPr>
+            <w:tcW w:type="dxa" w:w="4320"/>
+          </w:tcPr>
+          <w:p>
+            <w:r/>
+            <w:r>
+              <w:rPr>
+                <w:rFonts w:ascii="SimHei" w:hAnsi="SimHei" w:eastAsia="SimHei"/>
+                <w:sz w:val="19"/>
+              </w:rPr>
+              <w:t>结果后处理</w:t>
+            </w:r>
+          </w:p>
+        </w:tc>
+        <w:tc>
+          <w:tcPr>
+            <w:tcW w:type="dxa" w:w="4320"/>
+          </w:tcPr>
+          <w:p>
+            <w:r/>
+            <w:r>
+              <w:rPr>
+                <w:rFonts w:ascii="SimHei" w:hAnsi="SimHei" w:eastAsia="SimHei"/>
+                <w:sz w:val="19"/>
+              </w:rPr>
+              <w:t>结果页改 TopN 或自定义百分位即可重算产品图，无需重新检索；可分位数产品图与结果包导出（V2.2.0 新增）</w:t>
             </w:r>
           </w:p>
         </w:tc>
@@ -7120,6 +7167,19 @@
           <w:rFonts w:ascii="SimHei" w:hAnsi="SimHei" w:eastAsia="SimHei"/>
           <w:sz w:val="21"/>
         </w:rPr>
+        <w:t>累计降水单要素检索同样并行：各窗口独立排名（多线程），产品文件直读使用多进程（V2.2.0 增强）。</w:t>
+      </w:r>
+    </w:p>
+    <w:p>
+      <w:pPr>
+        <w:pStyle w:val="ListBullet"/>
+        <w:spacing w:after="40"/>
+      </w:pPr>
+      <w:r>
+        <w:rPr>
+          <w:rFonts w:ascii="SimHei" w:hAnsi="SimHei" w:eastAsia="SimHei"/>
+          <w:sz w:val="21"/>
+        </w:rPr>
         <w:t>也可以与 ERA5 要素检索同时启用：两条路径各自出结果，累计降水产品优先展示。</w:t>
       </w:r>
     </w:p>
@@ -7813,7 +7873,7 @@
           <w:color w:val="1A1D22"/>
           <w:sz w:val="26"/>
         </w:rPr>
-        <w:t>9.2  五类图表</w:t>
+        <w:t>9.2  六类图表</w:t>
       </w:r>
     </w:p>
     <w:tbl>
@@ -7922,7 +7982,54 @@
                 <w:rFonts w:ascii="SimHei" w:hAnsi="SimHei" w:eastAsia="SimHei"/>
                 <w:sz w:val="19"/>
               </w:rPr>
-              <w:t>首两格是相似日累计降水平均场与中位数场，其后各格是 ≥各阈值的概率场（V2.1.0 新增）</w:t>
+              <w:t>首格为目标日实况累计降水场，其后是相似日平均场、中位数场与 ≥各阈值的概率场（V2.2.0 增加目标日）</w:t>
+            </w:r>
+          </w:p>
+        </w:tc>
+      </w:tr>
+      <w:tr>
+        <w:tc>
+          <w:tcPr>
+            <w:tcW w:type="dxa" w:w="2880"/>
+          </w:tcPr>
+          <w:p>
+            <w:r/>
+            <w:r>
+              <w:rPr>
+                <w:rFonts w:ascii="SimHei" w:hAnsi="SimHei" w:eastAsia="SimHei"/>
+                <w:sz w:val="19"/>
+              </w:rPr>
+              <w:t>累计降水分位数产品图</w:t>
+            </w:r>
+          </w:p>
+        </w:tc>
+        <w:tc>
+          <w:tcPr>
+            <w:tcW w:type="dxa" w:w="2880"/>
+          </w:tcPr>
+          <w:p>
+            <w:r/>
+            <w:r>
+              <w:rPr>
+                <w:rFonts w:ascii="SimHei" w:hAnsi="SimHei" w:eastAsia="SimHei"/>
+                <w:sz w:val="19"/>
+              </w:rPr>
+              <w:t>precip_quantile_&lt;窗口&gt;.png（每个启用窗口一张）</w:t>
+            </w:r>
+          </w:p>
+        </w:tc>
+        <w:tc>
+          <w:tcPr>
+            <w:tcW w:type="dxa" w:w="2880"/>
+          </w:tcPr>
+          <w:p>
+            <w:r/>
+            <w:r>
+              <w:rPr>
+                <w:rFonts w:ascii="SimHei" w:hAnsi="SimHei" w:eastAsia="SimHei"/>
+                <w:sz w:val="19"/>
+              </w:rPr>
+              <w:t>目标日 + P10/P25/P50/P75/P90 固定分位数 + 自定义百分位场，同色标便于横向比较（V2.2.0 新增）</w:t>
             </w:r>
           </w:p>
         </w:tc>
@@ -8364,7 +8471,7 @@
           <w:rFonts w:ascii="SimHei" w:hAnsi="SimHei" w:eastAsia="SimHei"/>
           <w:sz w:val="21"/>
         </w:rPr>
-        <w:t>相似日统计点上的平均累计降水、中位数与样本内最大值。</w:t>
+        <w:t>目标日实况累计降水（统计点）与相似日平均、中位数、最大值。</w:t>
       </w:r>
     </w:p>
     <w:p>
@@ -8378,6 +8485,19 @@
           <w:sz w:val="21"/>
         </w:rPr>
         <w:t>≥0.1mm / ≥30mm / ≥50mm 等阈值的概率（达到样本数 / 有效样本数）。</w:t>
+      </w:r>
+    </w:p>
+    <w:p>
+      <w:pPr>
+        <w:pStyle w:val="ListBullet"/>
+        <w:spacing w:after="40"/>
+      </w:pPr>
+      <w:r>
+        <w:rPr>
+          <w:rFonts w:ascii="SimHei" w:hAnsi="SimHei" w:eastAsia="SimHei"/>
+          <w:sz w:val="21"/>
+        </w:rPr>
+        <w:t>固定分位数 P10 / P25 / P50 / P75 / P90 与自定义百分位的统计点数值（V2.2.0 新增）。</w:t>
       </w:r>
     </w:p>
     <w:p>
@@ -8426,6 +8546,86 @@
       <w:pPr>
         <w:spacing w:after="40"/>
       </w:pPr>
+    </w:p>
+    <w:p>
+      <w:pPr>
+        <w:spacing w:after="100" w:before="200"/>
+      </w:pPr>
+      <w:r>
+        <w:rPr>
+          <w:rFonts w:ascii="SimHei" w:hAnsi="SimHei" w:eastAsia="SimHei"/>
+          <w:b/>
+          <w:color w:val="1A1D22"/>
+          <w:sz w:val="26"/>
+        </w:rPr>
+        <w:t>9.5  结果后处理与导出（V2.2.0 新增）</w:t>
+      </w:r>
+    </w:p>
+    <w:p>
+      <w:pPr>
+        <w:spacing w:after="80" w:before="0"/>
+      </w:pPr>
+      <w:r>
+        <w:rPr>
+          <w:rFonts w:ascii="SimHei" w:hAnsi="SimHei" w:eastAsia="SimHei"/>
+          <w:b w:val="0"/>
+          <w:color w:val="1A1D22"/>
+          <w:sz w:val="21"/>
+        </w:rPr>
+        <w:t>检索完成后，不需要重新检索即可在「结果产品」页调整累计降水产品口径并立即重算：</w:t>
+      </w:r>
+    </w:p>
+    <w:p>
+      <w:pPr>
+        <w:pStyle w:val="ListBullet"/>
+        <w:spacing w:after="40"/>
+      </w:pPr>
+      <w:r>
+        <w:rPr>
+          <w:rFonts w:ascii="SimHei" w:hAnsi="SimHei" w:eastAsia="SimHei"/>
+          <w:sz w:val="21"/>
+        </w:rPr>
+        <w:t>产品 TopN：修改每个窗口参与统计的相似日数，点击「重算产品图」后直接按已保留的排名重算。可调上限由检索时保留的排名缓存决定（最多 300 名），界面会显示范围。</w:t>
+      </w:r>
+    </w:p>
+    <w:p>
+      <w:pPr>
+        <w:pStyle w:val="ListBullet"/>
+        <w:spacing w:after="40"/>
+      </w:pPr>
+      <w:r>
+        <w:rPr>
+          <w:rFonts w:ascii="SimHei" w:hAnsi="SimHei" w:eastAsia="SimHei"/>
+          <w:sz w:val="21"/>
+        </w:rPr>
+        <w:t>自定义百分位 P：拖动滑块或输入 1～99 的数值，系统会实时重算分位数产品并刷新分位数产品图，无需重新计算相似度或重新读取历史产品。</w:t>
+      </w:r>
+    </w:p>
+    <w:p>
+      <w:pPr>
+        <w:pStyle w:val="ListBullet"/>
+        <w:spacing w:after="40"/>
+      </w:pPr>
+      <w:r>
+        <w:rPr>
+          <w:rFonts w:ascii="SimHei" w:hAnsi="SimHei" w:eastAsia="SimHei"/>
+          <w:sz w:val="21"/>
+        </w:rPr>
+        <w:t>重算只更新产品统计与图表，不改变检索排名、配置指纹与最终相似时刻集合；结果会写回 result.json，历史回看时仍是重算后的口径。</w:t>
+      </w:r>
+    </w:p>
+    <w:p>
+      <w:pPr>
+        <w:pStyle w:val="ListBullet"/>
+        <w:spacing w:after="40"/>
+      </w:pPr>
+      <w:r>
+        <w:rPr>
+          <w:rFonts w:ascii="SimHei" w:hAnsi="SimHei" w:eastAsia="SimHei"/>
+          <w:sz w:val="21"/>
+        </w:rPr>
+        <w:t>「导出 JSON」只下载结果数据；「导出结果包」下载 ZIP，内含 result.json、全部产品图（含分位数图）以及各窗口的相似排名 CSV，便于归档与二次分析。</w:t>
+      </w:r>
     </w:p>
     <w:p>
       <w:pPr>
@@ -10663,7 +10863,7 @@
                 <w:rFonts w:ascii="SimHei" w:hAnsi="SimHei" w:eastAsia="SimHei"/>
                 <w:sz w:val="19"/>
               </w:rPr>
-              <w:t>v2.1.0</w:t>
+              <w:t>v2.2.0</w:t>
             </w:r>
           </w:p>
         </w:tc>
@@ -10695,7 +10895,7 @@
                 <w:rFonts w:ascii="SimHei" w:hAnsi="SimHei" w:eastAsia="SimHei"/>
                 <w:sz w:val="19"/>
               </w:rPr>
-              <w:t>2026-10-22</w:t>
+              <w:t>2026-10-26</w:t>
             </w:r>
           </w:p>
         </w:tc>

--- a/packaging/manual/历史相似检索系统说明书.docx
+++ b/packaging/manual/历史相似检索系统说明书.docx
@@ -7167,7 +7167,7 @@
           <w:rFonts w:ascii="SimHei" w:hAnsi="SimHei" w:eastAsia="SimHei"/>
           <w:sz w:val="21"/>
         </w:rPr>
-        <w:t>累计降水单要素检索同样并行：各窗口独立排名（多线程），产品文件直读使用多进程（V2.2.0 增强）。</w:t>
+        <w:t>累计降水单要素检索同样并行：各窗口独立排名（多线程），单窗口再按候选样本分块并行，产品文件直读使用多进程（V2.2.0 增强）。</w:t>
       </w:r>
     </w:p>
     <w:p>
@@ -8585,7 +8585,7 @@
           <w:rFonts w:ascii="SimHei" w:hAnsi="SimHei" w:eastAsia="SimHei"/>
           <w:sz w:val="21"/>
         </w:rPr>
-        <w:t>产品 TopN：修改每个窗口参与统计的相似日数，点击「重算产品图」后直接按已保留的排名重算。可调上限由检索时保留的排名缓存决定（最多 300 名），界面会显示范围。</w:t>
+        <w:t>产品 TopN：修改每个窗口参与统计的相似日数，点击「重算产品图」后直接按已保留的完整排名重算。TopN 不受固定区间或二维场缓存条数限制：前 300 名直接用缓存，更多名次按排名回读产品文件；上限是该窗口实际可用的相似日数，超出时自动收敛并在提示中说明。</w:t>
       </w:r>
     </w:p>
     <w:p>
@@ -8598,7 +8598,7 @@
           <w:rFonts w:ascii="SimHei" w:hAnsi="SimHei" w:eastAsia="SimHei"/>
           <w:sz w:val="21"/>
         </w:rPr>
-        <w:t>自定义百分位 P：拖动滑块或输入 1～99 的数值，系统会实时重算分位数产品并刷新分位数产品图，无需重新计算相似度或重新读取历史产品。</w:t>
+        <w:t>自定义百分位 P：拖动滑块或输入 1～99 的数值，系统会实时重算分位数产品并刷新分位数产品图，无需重新计算相似度。</w:t>
       </w:r>
     </w:p>
     <w:p>
